--- a/docs/仕様書_v2.3.docx
+++ b/docs/仕様書_v2.3.docx
@@ -10718,7 +10718,7 @@
         <w:pStyle w:val="Heading2"/>
       </w:pPr>
       <w:r>
-        <w:t xml:space="preserve">6.4.1 書類のダウンロード・印刷・コピーの禁止</w:t>
+        <w:t xml:space="preserve">6.4.1 作成時のセルロック</w:t>
       </w:r>
     </w:p>
     <w:p>
@@ -10732,21 +10732,288 @@
           <w:i w:val="false"/>
           <w:iCs w:val="false"/>
         </w:rPr>
-        <w:t xml:space="preserve">書類の作成時に、Driveの「閲覧者と閲覧者（コメント可）に、ダウンロード・印刷・コピーのオプションを表示する」を無効にする。これにより閲覧権限の利用者はスプレッドシートから直接PDF化できず、PDF出力はサイドバー経由に一本化される。</w:t>
+        <w:t xml:space="preserve">書類の作成時に、利用者が入力する範囲以外を編集不可にする。テンプレートの体裁や自動転記されたヘッダー項目を、誤って書き換えることを防ぐ。</w:t>
       </w:r>
     </w:p>
     <w:p>
       <w:pPr>
-        <w:spacing w:after="120"/>
+        <w:spacing w:after="160"/>
+      </w:pPr>
+    </w:p>
+    <w:tbl>
+      <w:tblPr>
+        <w:tblW w:type="dxa" w:w="9000"/>
+        <w:tblBorders>
+          <w:top w:val="single" w:color="AAB4C4" w:sz="4"/>
+          <w:left w:val="single" w:color="AAB4C4" w:sz="4"/>
+          <w:bottom w:val="single" w:color="AAB4C4" w:sz="4"/>
+          <w:right w:val="single" w:color="AAB4C4" w:sz="4"/>
+          <w:insideH w:val="single" w:color="C6CFDC" w:sz="2"/>
+          <w:insideV w:val="single" w:color="C6CFDC" w:sz="2"/>
+        </w:tblBorders>
+      </w:tblPr>
+      <w:tblGrid>
+        <w:gridCol w:w="2200"/>
+        <w:gridCol w:w="6800"/>
+      </w:tblGrid>
+      <w:tr>
+        <w:trPr>
+          <w:tblHeader/>
+        </w:trPr>
+        <w:tc>
+          <w:tcPr>
+            <w:tcW w:type="dxa" w:w="2200"/>
+            <w:shd w:fill="DCE6F1" w:val="clear"/>
+            <w:tcMar>
+              <w:top w:type="dxa" w:w="80"/>
+              <w:left w:type="dxa" w:w="110"/>
+              <w:bottom w:type="dxa" w:w="80"/>
+              <w:right w:type="dxa" w:w="110"/>
+            </w:tcMar>
+          </w:tcPr>
+          <w:p>
+            <w:pPr>
+              <w:spacing w:after="0"/>
+            </w:pPr>
+            <w:r>
+              <w:rPr>
+                <w:b/>
+                <w:bCs/>
+                <w:sz w:val="19"/>
+                <w:szCs w:val="19"/>
+              </w:rPr>
+              <w:t xml:space="preserve">書類種別</w:t>
+            </w:r>
+          </w:p>
+        </w:tc>
+        <w:tc>
+          <w:tcPr>
+            <w:tcW w:type="dxa" w:w="6800"/>
+            <w:shd w:fill="DCE6F1" w:val="clear"/>
+            <w:tcMar>
+              <w:top w:type="dxa" w:w="80"/>
+              <w:left w:type="dxa" w:w="110"/>
+              <w:bottom w:type="dxa" w:w="80"/>
+              <w:right w:type="dxa" w:w="110"/>
+            </w:tcMar>
+          </w:tcPr>
+          <w:p>
+            <w:pPr>
+              <w:spacing w:after="0"/>
+            </w:pPr>
+            <w:r>
+              <w:rPr>
+                <w:b/>
+                <w:bCs/>
+                <w:sz w:val="19"/>
+                <w:szCs w:val="19"/>
+              </w:rPr>
+              <w:t xml:space="preserve">編集できる範囲（これ以外は編集不可）</w:t>
+            </w:r>
+          </w:p>
+        </w:tc>
+      </w:tr>
+      <w:tr>
+        <w:tc>
+          <w:tcPr>
+            <w:tcW w:type="dxa" w:w="2200"/>
+            <w:tcMar>
+              <w:top w:type="dxa" w:w="80"/>
+              <w:left w:type="dxa" w:w="110"/>
+              <w:bottom w:type="dxa" w:w="80"/>
+              <w:right w:type="dxa" w:w="110"/>
+            </w:tcMar>
+          </w:tcPr>
+          <w:p>
+            <w:pPr>
+              <w:spacing w:after="0"/>
+            </w:pPr>
+            <w:r>
+              <w:rPr>
+                <w:b w:val="false"/>
+                <w:bCs w:val="false"/>
+                <w:sz w:val="19"/>
+                <w:szCs w:val="19"/>
+              </w:rPr>
+              <w:t xml:space="preserve">見積書</w:t>
+            </w:r>
+          </w:p>
+        </w:tc>
+        <w:tc>
+          <w:tcPr>
+            <w:tcW w:type="dxa" w:w="6800"/>
+            <w:tcMar>
+              <w:top w:type="dxa" w:w="80"/>
+              <w:left w:type="dxa" w:w="110"/>
+              <w:bottom w:type="dxa" w:w="80"/>
+              <w:right w:type="dxa" w:w="110"/>
+            </w:tcMar>
+          </w:tcPr>
+          <w:p>
+            <w:pPr>
+              <w:spacing w:after="0"/>
+            </w:pPr>
+            <w:r>
+              <w:rPr>
+                <w:b w:val="false"/>
+                <w:bCs w:val="false"/>
+                <w:sz w:val="19"/>
+                <w:szCs w:val="19"/>
+              </w:rPr>
+              <w:t xml:space="preserve">B22:E47 / G22:G54 / B48:C54 / E49 / F50 / F53</w:t>
+            </w:r>
+          </w:p>
+        </w:tc>
+      </w:tr>
+      <w:tr>
+        <w:tc>
+          <w:tcPr>
+            <w:tcW w:type="dxa" w:w="2200"/>
+            <w:shd w:fill="F5F7FA" w:val="clear"/>
+            <w:tcMar>
+              <w:top w:type="dxa" w:w="80"/>
+              <w:left w:type="dxa" w:w="110"/>
+              <w:bottom w:type="dxa" w:w="80"/>
+              <w:right w:type="dxa" w:w="110"/>
+            </w:tcMar>
+          </w:tcPr>
+          <w:p>
+            <w:pPr>
+              <w:spacing w:after="0"/>
+            </w:pPr>
+            <w:r>
+              <w:rPr>
+                <w:b w:val="false"/>
+                <w:bCs w:val="false"/>
+                <w:sz w:val="19"/>
+                <w:szCs w:val="19"/>
+              </w:rPr>
+              <w:t xml:space="preserve">請求書</w:t>
+            </w:r>
+          </w:p>
+        </w:tc>
+        <w:tc>
+          <w:tcPr>
+            <w:tcW w:type="dxa" w:w="6800"/>
+            <w:shd w:fill="F5F7FA" w:val="clear"/>
+            <w:tcMar>
+              <w:top w:type="dxa" w:w="80"/>
+              <w:left w:type="dxa" w:w="110"/>
+              <w:bottom w:type="dxa" w:w="80"/>
+              <w:right w:type="dxa" w:w="110"/>
+            </w:tcMar>
+          </w:tcPr>
+          <w:p>
+            <w:pPr>
+              <w:spacing w:after="0"/>
+            </w:pPr>
+            <w:r>
+              <w:rPr>
+                <w:b w:val="false"/>
+                <w:bCs w:val="false"/>
+                <w:sz w:val="19"/>
+                <w:szCs w:val="19"/>
+              </w:rPr>
+              <w:t xml:space="preserve">B22:E47 / G22:G52 / B48:C54 / E49 / F50 / F53</w:t>
+            </w:r>
+          </w:p>
+        </w:tc>
+      </w:tr>
+      <w:tr>
+        <w:tc>
+          <w:tcPr>
+            <w:tcW w:type="dxa" w:w="2200"/>
+            <w:tcMar>
+              <w:top w:type="dxa" w:w="80"/>
+              <w:left w:type="dxa" w:w="110"/>
+              <w:bottom w:type="dxa" w:w="80"/>
+              <w:right w:type="dxa" w:w="110"/>
+            </w:tcMar>
+          </w:tcPr>
+          <w:p>
+            <w:pPr>
+              <w:spacing w:after="0"/>
+            </w:pPr>
+            <w:r>
+              <w:rPr>
+                <w:b w:val="false"/>
+                <w:bCs w:val="false"/>
+                <w:sz w:val="19"/>
+                <w:szCs w:val="19"/>
+              </w:rPr>
+              <w:t xml:space="preserve">納品書</w:t>
+            </w:r>
+          </w:p>
+        </w:tc>
+        <w:tc>
+          <w:tcPr>
+            <w:tcW w:type="dxa" w:w="6800"/>
+            <w:tcMar>
+              <w:top w:type="dxa" w:w="80"/>
+              <w:left w:type="dxa" w:w="110"/>
+              <w:bottom w:type="dxa" w:w="80"/>
+              <w:right w:type="dxa" w:w="110"/>
+            </w:tcMar>
+          </w:tcPr>
+          <w:p>
+            <w:pPr>
+              <w:spacing w:after="0"/>
+            </w:pPr>
+            <w:r>
+              <w:rPr>
+                <w:b w:val="false"/>
+                <w:bCs w:val="false"/>
+                <w:sz w:val="19"/>
+                <w:szCs w:val="19"/>
+              </w:rPr>
+              <w:t xml:space="preserve">B22:E47 / G22:G51 / B48:C54 / E49 / F50 / F53</w:t>
+            </w:r>
+          </w:p>
+        </w:tc>
+      </w:tr>
+    </w:tbl>
+    <w:p>
+      <w:pPr>
+        <w:spacing w:after="160"/>
+      </w:pPr>
+    </w:p>
+    <w:p>
+      <w:pPr>
+        <w:pStyle w:val="ListParagraph"/>
+        <w:numPr>
+          <w:ilvl w:val="0"/>
+          <w:numId w:val="2"/>
+        </w:numPr>
+        <w:spacing w:after="60"/>
       </w:pPr>
       <w:r>
-        <w:rPr>
-          <w:b w:val="false"/>
-          <w:bCs w:val="false"/>
-          <w:i w:val="false"/>
-          <w:iCs w:val="false"/>
-        </w:rPr>
-        <w:t xml:space="preserve">出力者の記録・出力範囲の制御・差分ハイライトの除去が行われるのはサイドバー経由の出力だけであるため、直接のPDF化を禁止する必要がある。</w:t>
+        <w:t xml:space="preserve">スクリプトはファイルのオーナー（管理用アカウント）として実行されるため、保護された範囲へも転記できる</w:t>
+      </w:r>
+    </w:p>
+    <w:p>
+      <w:pPr>
+        <w:pStyle w:val="ListParagraph"/>
+        <w:numPr>
+          <w:ilvl w:val="0"/>
+          <w:numId w:val="2"/>
+        </w:numPr>
+        <w:spacing w:after="60"/>
+      </w:pPr>
+      <w:r>
+        <w:t xml:space="preserve">再作成した新しいシートにも、同じロックを掛け直す</w:t>
+      </w:r>
+    </w:p>
+    <w:p>
+      <w:pPr>
+        <w:pStyle w:val="ListParagraph"/>
+        <w:numPr>
+          <w:ilvl w:val="0"/>
+          <w:numId w:val="2"/>
+        </w:numPr>
+        <w:spacing w:after="60"/>
+      </w:pPr>
+      <w:r>
+        <w:t xml:space="preserve">承認・差し戻しの時点で、シート全体を保護する状態へ切り替わる（6.4節）</w:t>
       </w:r>
     </w:p>
     <w:p>
@@ -10790,7 +11057,7 @@
                 <w:b/>
                 <w:bCs/>
               </w:rPr>
-              <w:t xml:space="preserve">この設定が効く範囲</w:t>
+              <w:t xml:space="preserve">警告文は変更できない</w:t>
             </w:r>
           </w:p>
           <w:p>
@@ -10798,7 +11065,7 @@
               <w:spacing w:after="40"/>
             </w:pPr>
             <w:r>
-              <w:t xml:space="preserve">Googleの仕様上、この制限が効くのは閲覧者・閲覧者（コメント可）のみで、</w:t>
+              <w:t xml:space="preserve">ロックされた範囲を編集しようとしたときにGoogleが表示する警告文は固定で、APIから変更できない。</w:t>
             </w:r>
           </w:p>
           <w:p>
@@ -10806,7 +11073,7 @@
               <w:spacing w:after="40"/>
             </w:pPr>
             <w:r>
-              <w:t xml:space="preserve">編集権限を持つ人（オーナーと、承認前の作成者本人）は従来どおり出力できる。</w:t>
+              <w:t xml:space="preserve">シート保護の説明には「この範囲の編集はロックされています。総務にロックの解除を依頼してください」を</w:t>
             </w:r>
           </w:p>
           <w:p>
@@ -10814,7 +11081,7 @@
               <w:spacing w:after="40"/>
             </w:pPr>
             <w:r>
-              <w:t xml:space="preserve">ただし承認・差し戻しの時点でオーナー以外は閲覧者へ降格されるため、完成した書類には確実に効く。</w:t>
+              <w:t xml:space="preserve">設定しており、「保護されているシートと範囲」の一覧ではこの文言を確認できる。</w:t>
             </w:r>
           </w:p>
         </w:tc>
@@ -22888,7 +23155,7 @@
                 <w:sz w:val="19"/>
                 <w:szCs w:val="19"/>
               </w:rPr>
-              <w:t xml:space="preserve">書類のダウンロード・印刷・コピーを閲覧者に対して禁止し、PDF化をサイドバー経由へ一本化した</w:t>
+              <w:t xml:space="preserve">書類の作成時に、入力する範囲以外を編集不可にするロックを掛けるようにした</w:t>
             </w:r>
           </w:p>
         </w:tc>

--- a/docs/仕様書_v2.3.docx
+++ b/docs/仕様書_v2.3.docx
@@ -10675,7 +10675,7 @@
                 <w:b/>
                 <w:bCs/>
               </w:rPr>
-              <w:t xml:space="preserve">見積書の作業用エリアは承認後も編集できる</w:t>
+              <w:t xml:space="preserve">見積書の作業用エリアは常に編集できる</w:t>
             </w:r>
           </w:p>
           <w:p>
@@ -10683,7 +10683,7 @@
               <w:spacing w:after="40"/>
             </w:pPr>
             <w:r>
-              <w:t xml:space="preserve">見積書のJ21:O54は社内の作業用エリアのため、承認後もシート保護の対象外とする。</w:t>
+              <w:t xml:space="preserve">見積書のJ22:O47とN53は社内の作業用エリアのため、作成時も承認後もシート保護の対象外とする。</w:t>
             </w:r>
           </w:p>
           <w:p>
@@ -10860,7 +10860,7 @@
                 <w:sz w:val="19"/>
                 <w:szCs w:val="19"/>
               </w:rPr>
-              <w:t xml:space="preserve">B22:E47 / G22:G54 / B48:C54 / E49 / F50 / F53</w:t>
+              <w:t xml:space="preserve">B22:E47 / G22:G54 / B48:C54 / E49 / F50 / F53 / J22:O47 / N53</w:t>
             </w:r>
           </w:p>
         </w:tc>
@@ -11001,6 +11001,19 @@
       </w:pPr>
       <w:r>
         <w:t xml:space="preserve">再作成した新しいシートにも、同じロックを掛け直す</w:t>
+      </w:r>
+    </w:p>
+    <w:p>
+      <w:pPr>
+        <w:pStyle w:val="ListParagraph"/>
+        <w:numPr>
+          <w:ilvl w:val="0"/>
+          <w:numId w:val="2"/>
+        </w:numPr>
+        <w:spacing w:after="60"/>
+      </w:pPr>
+      <w:r>
+        <w:t xml:space="preserve">見積書のJ22:O47とN53は社内の作業用エリアで、作成時も承認後も常に編集できる</w:t>
       </w:r>
     </w:p>
     <w:p>

--- a/docs/仕様書_v2.3.docx
+++ b/docs/仕様書_v2.3.docx
@@ -22904,7 +22904,7 @@
                 <w:sz w:val="19"/>
                 <w:szCs w:val="19"/>
               </w:rPr>
-              <w:t xml:space="preserve">見積書のJ21:O54を、承認後もシート保護の対象外とした</w:t>
+              <w:t xml:space="preserve">見積書のJ22:O47とN53を、作成時・承認後ともにシート保護の対象外とした</w:t>
             </w:r>
           </w:p>
         </w:tc>

--- a/docs/仕様書_v2.3.docx
+++ b/docs/仕様書_v2.3.docx
@@ -16525,6 +16525,59 @@
                 <w:sz w:val="19"/>
                 <w:szCs w:val="19"/>
               </w:rPr>
+              <w:t xml:space="preserve">自動実行の条件</w:t>
+            </w:r>
+          </w:p>
+        </w:tc>
+        <w:tc>
+          <w:tcPr>
+            <w:tcW w:type="dxa" w:w="6600"/>
+            <w:shd w:fill="F5F7FA" w:val="clear"/>
+            <w:tcMar>
+              <w:top w:type="dxa" w:w="80"/>
+              <w:left w:type="dxa" w:w="110"/>
+              <w:bottom w:type="dxa" w:w="80"/>
+              <w:right w:type="dxa" w:w="110"/>
+            </w:tcMar>
+          </w:tcPr>
+          <w:p>
+            <w:pPr>
+              <w:spacing w:after="0"/>
+            </w:pPr>
+            <w:r>
+              <w:rPr>
+                <w:b w:val="false"/>
+                <w:bCs w:val="false"/>
+                <w:sz w:val="19"/>
+                <w:szCs w:val="19"/>
+              </w:rPr>
+              <w:t xml:space="preserve">その期の案件がすべて完了（最終承認または中止）し、そこから1日が経過していること</w:t>
+            </w:r>
+          </w:p>
+        </w:tc>
+      </w:tr>
+      <w:tr>
+        <w:tc>
+          <w:tcPr>
+            <w:tcW w:type="dxa" w:w="2400"/>
+            <w:tcMar>
+              <w:top w:type="dxa" w:w="80"/>
+              <w:left w:type="dxa" w:w="110"/>
+              <w:bottom w:type="dxa" w:w="80"/>
+              <w:right w:type="dxa" w:w="110"/>
+            </w:tcMar>
+          </w:tcPr>
+          <w:p>
+            <w:pPr>
+              <w:spacing w:after="0"/>
+            </w:pPr>
+            <w:r>
+              <w:rPr>
+                <w:b w:val="false"/>
+                <w:bCs w:val="false"/>
+                <w:sz w:val="19"/>
+                <w:szCs w:val="19"/>
+              </w:rPr>
               <w:t xml:space="preserve">整合性の確認</w:t>
             </w:r>
           </w:p>
@@ -16532,7 +16585,6 @@
         <w:tc>
           <w:tcPr>
             <w:tcW w:type="dxa" w:w="6600"/>
-            <w:shd w:fill="F5F7FA" w:val="clear"/>
             <w:tcMar>
               <w:top w:type="dxa" w:w="80"/>
               <w:left w:type="dxa" w:w="110"/>
@@ -16560,6 +16612,7 @@
         <w:tc>
           <w:tcPr>
             <w:tcW w:type="dxa" w:w="2400"/>
+            <w:shd w:fill="F5F7FA" w:val="clear"/>
             <w:tcMar>
               <w:top w:type="dxa" w:w="80"/>
               <w:left w:type="dxa" w:w="110"/>
@@ -16585,6 +16638,7 @@
         <w:tc>
           <w:tcPr>
             <w:tcW w:type="dxa" w:w="6600"/>
+            <w:shd w:fill="F5F7FA" w:val="clear"/>
             <w:tcMar>
               <w:top w:type="dxa" w:w="80"/>
               <w:left w:type="dxa" w:w="110"/>
@@ -16612,7 +16666,6 @@
         <w:tc>
           <w:tcPr>
             <w:tcW w:type="dxa" w:w="2400"/>
-            <w:shd w:fill="F5F7FA" w:val="clear"/>
             <w:tcMar>
               <w:top w:type="dxa" w:w="80"/>
               <w:left w:type="dxa" w:w="110"/>
@@ -16638,7 +16691,6 @@
         <w:tc>
           <w:tcPr>
             <w:tcW w:type="dxa" w:w="6600"/>
-            <w:shd w:fill="F5F7FA" w:val="clear"/>
             <w:tcMar>
               <w:top w:type="dxa" w:w="80"/>
               <w:left w:type="dxa" w:w="110"/>
@@ -16704,7 +16756,7 @@
                 <w:b/>
                 <w:bCs/>
               </w:rPr>
-              <w:t xml:space="preserve">進行中の案件が残っている期は自動アーカイブしない</w:t>
+              <w:t xml:space="preserve">全案件が完了した「翌日」にアーカイブする</w:t>
             </w:r>
           </w:p>
           <w:p>
@@ -16728,7 +16780,7 @@
               <w:spacing w:after="40"/>
             </w:pPr>
             <w:r>
-              <w:t xml:space="preserve">案件を完了または中止すれば、翌日以降の自動処理で退避される。</w:t>
+              <w:t xml:space="preserve"/>
             </w:r>
           </w:p>
           <w:p>
@@ -16736,7 +16788,47 @@
               <w:spacing w:after="40"/>
             </w:pPr>
             <w:r>
-              <w:t xml:space="preserve">急ぐ場合はメニューから手動実行できる（確認ダイアログで残案件数が表示される）。</w:t>
+              <w:t xml:space="preserve">さらに、すべての案件が完了（最終承認または中止）した当日にはアーカイブせず、1日の猶予を置く。</w:t>
+            </w:r>
+          </w:p>
+          <w:p>
+            <w:pPr>
+              <w:spacing w:after="40"/>
+            </w:pPr>
+            <w:r>
+              <w:t xml:space="preserve">完了した当日に作業ファイルから消してしまうと、最終承認の取り消し（第5章5.4）ができなくなるため。</w:t>
+            </w:r>
+          </w:p>
+          <w:p>
+            <w:pPr>
+              <w:spacing w:after="40"/>
+            </w:pPr>
+            <w:r>
+              <w:t xml:space="preserve">すべて完了した日をスクリプトプロパティへ記録し、翌日以降の日次処理で退避する。</w:t>
+            </w:r>
+          </w:p>
+          <w:p>
+            <w:pPr>
+              <w:spacing w:after="40"/>
+            </w:pPr>
+            <w:r>
+              <w:t xml:space="preserve">猶予期間中に案件が戻された場合は記録を消し、改めて全件完了した日から数え直す。</w:t>
+            </w:r>
+          </w:p>
+          <w:p>
+            <w:pPr>
+              <w:spacing w:after="40"/>
+            </w:pPr>
+            <w:r>
+              <w:t xml:space="preserve"/>
+            </w:r>
+          </w:p>
+          <w:p>
+            <w:pPr>
+              <w:spacing w:after="40"/>
+            </w:pPr>
+            <w:r>
+              <w:t xml:space="preserve">急ぐ場合はメニューから手動実行できる（猶予を待たずに即座に実行される）。</w:t>
             </w:r>
           </w:p>
         </w:tc>
@@ -23275,6 +23367,60 @@
                 <w:szCs w:val="19"/>
               </w:rPr>
               <w:t xml:space="preserve">案件番号の重複を防止した（書き込み確定後のロック解放と、既存番号との突き合わせ）</w:t>
+            </w:r>
+          </w:p>
+        </w:tc>
+      </w:tr>
+      <w:tr>
+        <w:tc>
+          <w:tcPr>
+            <w:tcW w:type="dxa" w:w="600"/>
+            <w:shd w:fill="F5F7FA" w:val="clear"/>
+            <w:tcMar>
+              <w:top w:type="dxa" w:w="80"/>
+              <w:left w:type="dxa" w:w="110"/>
+              <w:bottom w:type="dxa" w:w="80"/>
+              <w:right w:type="dxa" w:w="110"/>
+            </w:tcMar>
+          </w:tcPr>
+          <w:p>
+            <w:pPr>
+              <w:spacing w:after="0"/>
+            </w:pPr>
+            <w:r>
+              <w:rPr>
+                <w:b w:val="false"/>
+                <w:bCs w:val="false"/>
+                <w:sz w:val="19"/>
+                <w:szCs w:val="19"/>
+              </w:rPr>
+              <w:t xml:space="preserve">42</w:t>
+            </w:r>
+          </w:p>
+        </w:tc>
+        <w:tc>
+          <w:tcPr>
+            <w:tcW w:type="dxa" w:w="8400"/>
+            <w:shd w:fill="F5F7FA" w:val="clear"/>
+            <w:tcMar>
+              <w:top w:type="dxa" w:w="80"/>
+              <w:left w:type="dxa" w:w="110"/>
+              <w:bottom w:type="dxa" w:w="80"/>
+              <w:right w:type="dxa" w:w="110"/>
+            </w:tcMar>
+          </w:tcPr>
+          <w:p>
+            <w:pPr>
+              <w:spacing w:after="0"/>
+            </w:pPr>
+            <w:r>
+              <w:rPr>
+                <w:b w:val="false"/>
+                <w:bCs w:val="false"/>
+                <w:sz w:val="19"/>
+                <w:szCs w:val="19"/>
+              </w:rPr>
+              <w:t xml:space="preserve">過去期のアーカイブを、その期の案件がすべて完了した翌日に行うようにした</w:t>
             </w:r>
           </w:p>
         </w:tc>

--- a/docs/仕様書_v2.3.docx
+++ b/docs/仕様書_v2.3.docx
@@ -10315,7 +10315,7 @@
                 <w:sz w:val="19"/>
                 <w:szCs w:val="19"/>
               </w:rPr>
-              <w:t xml:space="preserve">押印前に基準セルの既存画像を除去する。再作成時は複製シートから社印を除去する</w:t>
+              <w:t xml:space="preserve">押印前に基準セルの既存画像を除去する</w:t>
             </w:r>
           </w:p>
         </w:tc>
@@ -10343,6 +10343,59 @@
                 <w:sz w:val="19"/>
                 <w:szCs w:val="19"/>
               </w:rPr>
+              <w:t xml:space="preserve">再作成時の扱い</w:t>
+            </w:r>
+          </w:p>
+        </w:tc>
+        <w:tc>
+          <w:tcPr>
+            <w:tcW w:type="dxa" w:w="6800"/>
+            <w:shd w:fill="F5F7FA" w:val="clear"/>
+            <w:tcMar>
+              <w:top w:type="dxa" w:w="80"/>
+              <w:left w:type="dxa" w:w="110"/>
+              <w:bottom w:type="dxa" w:w="80"/>
+              <w:right w:type="dxa" w:w="110"/>
+            </w:tcMar>
+          </w:tcPr>
+          <w:p>
+            <w:pPr>
+              <w:spacing w:after="0"/>
+            </w:pPr>
+            <w:r>
+              <w:rPr>
+                <w:b w:val="false"/>
+                <w:bCs w:val="false"/>
+                <w:sz w:val="19"/>
+                <w:szCs w:val="19"/>
+              </w:rPr>
+              <w:t xml:space="preserve">複製した新シートと、退避する旧版シートの両方から社印を除去する。旧版は差し替えられて無効になった書類のため、押印済みのまま残さない</w:t>
+            </w:r>
+          </w:p>
+        </w:tc>
+      </w:tr>
+      <w:tr>
+        <w:tc>
+          <w:tcPr>
+            <w:tcW w:type="dxa" w:w="2200"/>
+            <w:tcMar>
+              <w:top w:type="dxa" w:w="80"/>
+              <w:left w:type="dxa" w:w="110"/>
+              <w:bottom w:type="dxa" w:w="80"/>
+              <w:right w:type="dxa" w:w="110"/>
+            </w:tcMar>
+          </w:tcPr>
+          <w:p>
+            <w:pPr>
+              <w:spacing w:after="0"/>
+            </w:pPr>
+            <w:r>
+              <w:rPr>
+                <w:b w:val="false"/>
+                <w:bCs w:val="false"/>
+                <w:sz w:val="19"/>
+                <w:szCs w:val="19"/>
+              </w:rPr>
               <w:t xml:space="preserve">失敗時の扱い</w:t>
             </w:r>
           </w:p>
@@ -10350,7 +10403,6 @@
         <w:tc>
           <w:tcPr>
             <w:tcW w:type="dxa" w:w="6800"/>
-            <w:shd w:fill="F5F7FA" w:val="clear"/>
             <w:tcMar>
               <w:top w:type="dxa" w:w="80"/>
               <w:left w:type="dxa" w:w="110"/>
@@ -13195,7 +13247,21 @@
         <w:pStyle w:val="Heading2"/>
       </w:pPr>
       <w:r>
-        <w:t xml:space="preserve">7.3 出力パラメータ</w:t>
+        <w:t xml:space="preserve">7.3 PDFの世代管理</w:t>
+      </w:r>
+    </w:p>
+    <w:p>
+      <w:pPr>
+        <w:spacing w:after="120"/>
+      </w:pPr>
+      <w:r>
+        <w:rPr>
+          <w:b w:val="false"/>
+          <w:bCs w:val="false"/>
+          <w:i w:val="false"/>
+          <w:iCs w:val="false"/>
+        </w:rPr>
+        <w:t xml:space="preserve">PDFは最新版のみを保持し、古いものは残さない。取引先へ渡した版と手元のPDFが食い違うことを防ぐため。</w:t>
       </w:r>
     </w:p>
     <w:tbl>
@@ -13240,7 +13306,7 @@
                 <w:sz w:val="19"/>
                 <w:szCs w:val="19"/>
               </w:rPr>
-              <w:t xml:space="preserve">項目</w:t>
+              <w:t xml:space="preserve">契機</w:t>
             </w:r>
           </w:p>
         </w:tc>
@@ -13266,6 +13332,251 @@
                 <w:sz w:val="19"/>
                 <w:szCs w:val="19"/>
               </w:rPr>
+              <w:t xml:space="preserve">処理</w:t>
+            </w:r>
+          </w:p>
+        </w:tc>
+      </w:tr>
+      <w:tr>
+        <w:tc>
+          <w:tcPr>
+            <w:tcW w:type="dxa" w:w="2200"/>
+            <w:tcMar>
+              <w:top w:type="dxa" w:w="80"/>
+              <w:left w:type="dxa" w:w="110"/>
+              <w:bottom w:type="dxa" w:w="80"/>
+              <w:right w:type="dxa" w:w="110"/>
+            </w:tcMar>
+          </w:tcPr>
+          <w:p>
+            <w:pPr>
+              <w:spacing w:after="0"/>
+            </w:pPr>
+            <w:r>
+              <w:rPr>
+                <w:b w:val="false"/>
+                <w:bCs w:val="false"/>
+                <w:sz w:val="19"/>
+                <w:szCs w:val="19"/>
+              </w:rPr>
+              <w:t xml:space="preserve">PDF出力</w:t>
+            </w:r>
+          </w:p>
+        </w:tc>
+        <w:tc>
+          <w:tcPr>
+            <w:tcW w:type="dxa" w:w="6800"/>
+            <w:tcMar>
+              <w:top w:type="dxa" w:w="80"/>
+              <w:left w:type="dxa" w:w="110"/>
+              <w:bottom w:type="dxa" w:w="80"/>
+              <w:right w:type="dxa" w:w="110"/>
+            </w:tcMar>
+          </w:tcPr>
+          <w:p>
+            <w:pPr>
+              <w:spacing w:after="0"/>
+            </w:pPr>
+            <w:r>
+              <w:rPr>
+                <w:b w:val="false"/>
+                <w:bCs w:val="false"/>
+                <w:sz w:val="19"/>
+                <w:szCs w:val="19"/>
+              </w:rPr>
+              <w:t xml:space="preserve">新しいPDFを作成した後、案件フォルダ内の同名の古いPDFをゴミ箱へ移動する</w:t>
+            </w:r>
+          </w:p>
+        </w:tc>
+      </w:tr>
+      <w:tr>
+        <w:tc>
+          <w:tcPr>
+            <w:tcW w:type="dxa" w:w="2200"/>
+            <w:shd w:fill="F5F7FA" w:val="clear"/>
+            <w:tcMar>
+              <w:top w:type="dxa" w:w="80"/>
+              <w:left w:type="dxa" w:w="110"/>
+              <w:bottom w:type="dxa" w:w="80"/>
+              <w:right w:type="dxa" w:w="110"/>
+            </w:tcMar>
+          </w:tcPr>
+          <w:p>
+            <w:pPr>
+              <w:spacing w:after="0"/>
+            </w:pPr>
+            <w:r>
+              <w:rPr>
+                <w:b w:val="false"/>
+                <w:bCs w:val="false"/>
+                <w:sz w:val="19"/>
+                <w:szCs w:val="19"/>
+              </w:rPr>
+              <w:t xml:space="preserve">書類の再作成</w:t>
+            </w:r>
+          </w:p>
+        </w:tc>
+        <w:tc>
+          <w:tcPr>
+            <w:tcW w:type="dxa" w:w="6800"/>
+            <w:shd w:fill="F5F7FA" w:val="clear"/>
+            <w:tcMar>
+              <w:top w:type="dxa" w:w="80"/>
+              <w:left w:type="dxa" w:w="110"/>
+              <w:bottom w:type="dxa" w:w="80"/>
+              <w:right w:type="dxa" w:w="110"/>
+            </w:tcMar>
+          </w:tcPr>
+          <w:p>
+            <w:pPr>
+              <w:spacing w:after="0"/>
+            </w:pPr>
+            <w:r>
+              <w:rPr>
+                <w:b w:val="false"/>
+                <w:bCs w:val="false"/>
+                <w:sz w:val="19"/>
+                <w:szCs w:val="19"/>
+              </w:rPr>
+              <w:t xml:space="preserve">既存のPDFをゴミ箱へ移動し、案件シートの出力リンク列を空にする</w:t>
+            </w:r>
+          </w:p>
+        </w:tc>
+      </w:tr>
+    </w:tbl>
+    <w:p>
+      <w:pPr>
+        <w:spacing w:after="160"/>
+      </w:pPr>
+    </w:p>
+    <w:p>
+      <w:pPr>
+        <w:pStyle w:val="ListParagraph"/>
+        <w:numPr>
+          <w:ilvl w:val="0"/>
+          <w:numId w:val="2"/>
+        </w:numPr>
+        <w:spacing w:after="60"/>
+      </w:pPr>
+      <w:r>
+        <w:t xml:space="preserve">PDF出力では、出力に成功してから古い方を消す（失敗時に既存のPDFまで失われないようにするため）</w:t>
+      </w:r>
+    </w:p>
+    <w:p>
+      <w:pPr>
+        <w:pStyle w:val="ListParagraph"/>
+        <w:numPr>
+          <w:ilvl w:val="0"/>
+          <w:numId w:val="2"/>
+        </w:numPr>
+        <w:spacing w:after="60"/>
+      </w:pPr>
+      <w:r>
+        <w:t xml:space="preserve">再作成では、書類の複製より先にPDFを消す（消したのに再作成が失敗した状態を避けるため）</w:t>
+      </w:r>
+    </w:p>
+    <w:p>
+      <w:pPr>
+        <w:pStyle w:val="ListParagraph"/>
+        <w:numPr>
+          <w:ilvl w:val="0"/>
+          <w:numId w:val="2"/>
+        </w:numPr>
+        <w:spacing w:after="60"/>
+      </w:pPr>
+      <w:r>
+        <w:t xml:space="preserve">出力者・出力日時の記録は履歴として残す（消えるのはPDFの実体とリンクのみ）</w:t>
+      </w:r>
+    </w:p>
+    <w:p>
+      <w:pPr>
+        <w:pStyle w:val="ListParagraph"/>
+        <w:numPr>
+          <w:ilvl w:val="0"/>
+          <w:numId w:val="2"/>
+        </w:numPr>
+        <w:spacing w:after="60"/>
+      </w:pPr>
+      <w:r>
+        <w:t xml:space="preserve">削除はゴミ箱への移動のため、誤操作時はDriveのゴミ箱から復元できる</w:t>
+      </w:r>
+    </w:p>
+    <w:p>
+      <w:pPr>
+        <w:pStyle w:val="Heading2"/>
+      </w:pPr>
+      <w:r>
+        <w:t xml:space="preserve">7.4 出力パラメータ</w:t>
+      </w:r>
+    </w:p>
+    <w:tbl>
+      <w:tblPr>
+        <w:tblW w:type="dxa" w:w="9000"/>
+        <w:tblBorders>
+          <w:top w:val="single" w:color="AAB4C4" w:sz="4"/>
+          <w:left w:val="single" w:color="AAB4C4" w:sz="4"/>
+          <w:bottom w:val="single" w:color="AAB4C4" w:sz="4"/>
+          <w:right w:val="single" w:color="AAB4C4" w:sz="4"/>
+          <w:insideH w:val="single" w:color="C6CFDC" w:sz="2"/>
+          <w:insideV w:val="single" w:color="C6CFDC" w:sz="2"/>
+        </w:tblBorders>
+      </w:tblPr>
+      <w:tblGrid>
+        <w:gridCol w:w="2200"/>
+        <w:gridCol w:w="6800"/>
+      </w:tblGrid>
+      <w:tr>
+        <w:trPr>
+          <w:tblHeader/>
+        </w:trPr>
+        <w:tc>
+          <w:tcPr>
+            <w:tcW w:type="dxa" w:w="2200"/>
+            <w:shd w:fill="DCE6F1" w:val="clear"/>
+            <w:tcMar>
+              <w:top w:type="dxa" w:w="80"/>
+              <w:left w:type="dxa" w:w="110"/>
+              <w:bottom w:type="dxa" w:w="80"/>
+              <w:right w:type="dxa" w:w="110"/>
+            </w:tcMar>
+          </w:tcPr>
+          <w:p>
+            <w:pPr>
+              <w:spacing w:after="0"/>
+            </w:pPr>
+            <w:r>
+              <w:rPr>
+                <w:b/>
+                <w:bCs/>
+                <w:sz w:val="19"/>
+                <w:szCs w:val="19"/>
+              </w:rPr>
+              <w:t xml:space="preserve">項目</w:t>
+            </w:r>
+          </w:p>
+        </w:tc>
+        <w:tc>
+          <w:tcPr>
+            <w:tcW w:type="dxa" w:w="6800"/>
+            <w:shd w:fill="DCE6F1" w:val="clear"/>
+            <w:tcMar>
+              <w:top w:type="dxa" w:w="80"/>
+              <w:left w:type="dxa" w:w="110"/>
+              <w:bottom w:type="dxa" w:w="80"/>
+              <w:right w:type="dxa" w:w="110"/>
+            </w:tcMar>
+          </w:tcPr>
+          <w:p>
+            <w:pPr>
+              <w:spacing w:after="0"/>
+            </w:pPr>
+            <w:r>
+              <w:rPr>
+                <w:b/>
+                <w:bCs/>
+                <w:sz w:val="19"/>
+                <w:szCs w:val="19"/>
+              </w:rPr>
               <w:t xml:space="preserve">設定値</w:t>
             </w:r>
           </w:p>
@@ -13541,7 +13852,7 @@
         <w:pStyle w:val="Heading2"/>
       </w:pPr>
       <w:r>
-        <w:t xml:space="preserve">7.4 出力ログの記録順序</w:t>
+        <w:t xml:space="preserve">7.5 出力ログの記録順序</w:t>
       </w:r>
     </w:p>
     <w:p>
@@ -23421,6 +23732,112 @@
                 <w:szCs w:val="19"/>
               </w:rPr>
               <w:t xml:space="preserve">過去期のアーカイブを、その期の案件がすべて完了した翌日に行うようにした</w:t>
+            </w:r>
+          </w:p>
+        </w:tc>
+      </w:tr>
+      <w:tr>
+        <w:tc>
+          <w:tcPr>
+            <w:tcW w:type="dxa" w:w="600"/>
+            <w:tcMar>
+              <w:top w:type="dxa" w:w="80"/>
+              <w:left w:type="dxa" w:w="110"/>
+              <w:bottom w:type="dxa" w:w="80"/>
+              <w:right w:type="dxa" w:w="110"/>
+            </w:tcMar>
+          </w:tcPr>
+          <w:p>
+            <w:pPr>
+              <w:spacing w:after="0"/>
+            </w:pPr>
+            <w:r>
+              <w:rPr>
+                <w:b w:val="false"/>
+                <w:bCs w:val="false"/>
+                <w:sz w:val="19"/>
+                <w:szCs w:val="19"/>
+              </w:rPr>
+              <w:t xml:space="preserve">43</w:t>
+            </w:r>
+          </w:p>
+        </w:tc>
+        <w:tc>
+          <w:tcPr>
+            <w:tcW w:type="dxa" w:w="8400"/>
+            <w:tcMar>
+              <w:top w:type="dxa" w:w="80"/>
+              <w:left w:type="dxa" w:w="110"/>
+              <w:bottom w:type="dxa" w:w="80"/>
+              <w:right w:type="dxa" w:w="110"/>
+            </w:tcMar>
+          </w:tcPr>
+          <w:p>
+            <w:pPr>
+              <w:spacing w:after="0"/>
+            </w:pPr>
+            <w:r>
+              <w:rPr>
+                <w:b w:val="false"/>
+                <w:bCs w:val="false"/>
+                <w:sz w:val="19"/>
+                <w:szCs w:val="19"/>
+              </w:rPr>
+              <w:t xml:space="preserve">PDFは最新版のみを保持し、出力時と書類の再作成時に古いPDFを削除するようにした</w:t>
+            </w:r>
+          </w:p>
+        </w:tc>
+      </w:tr>
+      <w:tr>
+        <w:tc>
+          <w:tcPr>
+            <w:tcW w:type="dxa" w:w="600"/>
+            <w:shd w:fill="F5F7FA" w:val="clear"/>
+            <w:tcMar>
+              <w:top w:type="dxa" w:w="80"/>
+              <w:left w:type="dxa" w:w="110"/>
+              <w:bottom w:type="dxa" w:w="80"/>
+              <w:right w:type="dxa" w:w="110"/>
+            </w:tcMar>
+          </w:tcPr>
+          <w:p>
+            <w:pPr>
+              <w:spacing w:after="0"/>
+            </w:pPr>
+            <w:r>
+              <w:rPr>
+                <w:b w:val="false"/>
+                <w:bCs w:val="false"/>
+                <w:sz w:val="19"/>
+                <w:szCs w:val="19"/>
+              </w:rPr>
+              <w:t xml:space="preserve">44</w:t>
+            </w:r>
+          </w:p>
+        </w:tc>
+        <w:tc>
+          <w:tcPr>
+            <w:tcW w:type="dxa" w:w="8400"/>
+            <w:shd w:fill="F5F7FA" w:val="clear"/>
+            <w:tcMar>
+              <w:top w:type="dxa" w:w="80"/>
+              <w:left w:type="dxa" w:w="110"/>
+              <w:bottom w:type="dxa" w:w="80"/>
+              <w:right w:type="dxa" w:w="110"/>
+            </w:tcMar>
+          </w:tcPr>
+          <w:p>
+            <w:pPr>
+              <w:spacing w:after="0"/>
+            </w:pPr>
+            <w:r>
+              <w:rPr>
+                <w:b w:val="false"/>
+                <w:bCs w:val="false"/>
+                <w:sz w:val="19"/>
+                <w:szCs w:val="19"/>
+              </w:rPr>
+              <w:t xml:space="preserve">書類を再作成した際、退避する旧版シートからも社印を除去するようにした</w:t>
             </w:r>
           </w:p>
         </w:tc>
